--- a/docs/MotorX_Test_Plan_Report.docx
+++ b/docs/MotorX_Test_Plan_Report.docx
@@ -36,7 +36,7 @@
     </w:p>
     <w:p>
       <w:r>
-        <w:t>283 automated tests executed and passed. Live-stack smoke executed. Browser journeys specified for manual execution.</w:t>
+        <w:t>291 automated tests executed and passed. Live-stack smoke executed. Browser journeys specified for manual execution.</w:t>
       </w:r>
     </w:p>
     <w:p>
@@ -298,7 +298,7 @@
                 <w:rFonts w:ascii="Calibri" w:hAnsi="Calibri"/>
                 <w:sz w:val="18"/>
               </w:rPr>
-              <w:t>ffac7f9d5dfc7112ff82cd482f37030bf7874344 (ffac7f9 plus uncommitted fixes: benchmark clean-up order (F-02) and migration URL update (F-08) with its real-MongoDB test; commit them with this report)</w:t>
+              <w:t>ffac7f9d5dfc7112ff82cd482f37030bf7874344 (merge of origin/main (aafca89, version4) into dewni2 (48c99be), conflicts resolved and retested; commit the merge with this report)</w:t>
             </w:r>
           </w:p>
         </w:tc>
@@ -337,7 +337,7 @@
                 <w:rFonts w:ascii="Calibri" w:hAnsi="Calibri"/>
                 <w:sz w:val="18"/>
               </w:rPr>
-              <w:t>283 automated unit, integration and system tests executed and passed; live-stack smoke executed; browser end-to-end journeys specified for manual execution by the team.</w:t>
+              <w:t>291 automated unit, integration and system tests executed and passed; live-stack smoke executed; browser end-to-end journeys specified for manual execution by the team.</w:t>
             </w:r>
           </w:p>
         </w:tc>
@@ -656,7 +656,7 @@
                 <w:rFonts w:ascii="Calibri" w:hAnsi="Calibri"/>
                 <w:sz w:val="18"/>
               </w:rPr>
-              <w:t>Re-executed all suites (283 tests, all passing) on Node 24 against a real MongoDB replica set, Redis and MinIO. Added HTTP journey integration tests, frontend component tests, the 5,000-record benchmark, the worker crash drill and a live-stack smoke test. Covered new features: mobile layouts, Sinhala/Tamil, similar vehicles, recommendations, compare, stale-stock tools, bulk actions and small photo copies. Updated findings, coverage and risks.</w:t>
+              <w:t>Re-executed all suites (291 tests, all passing) on Node 24 against a real MongoDB replica set, Redis and MinIO. Added HTTP journey integration tests, frontend component tests, the 5,000-record benchmark, the worker crash drill and a live-stack smoke test. Covered new features: mobile layouts, Sinhala/Tamil, similar vehicles, recommendations, compare, stale-stock tools, bulk actions and small photo copies. Merged main (version4) and retested: 291 tests passing. Updated findings, coverage and risks.</w:t>
             </w:r>
           </w:p>
         </w:tc>
@@ -802,7 +802,7 @@
     </w:p>
     <w:p>
       <w:r>
-        <w:t>This version is both the test plan and the evaluation report for the submission build. 283 automated tests were executed for it and all passed (backend 143, worker 90, frontend 50). A read-only smoke test also ran against the live application and real data. Browser journeys are fully specified in Section 3.4 but, at the time of writing, have not been executed by a person; they are reported as not executed, never as passed. A planned case is not a passed test.</w:t>
+        <w:t>This version is both the test plan and the evaluation report for the submission build. 291 automated tests were executed for it and all passed (backend 147, worker 94, frontend 50). A read-only smoke test also ran against the live application and real data. Browser journeys are fully specified in Section 3.4 but, at the time of writing, have not been executed by a person; they are reported as not executed, never as passed. A planned case is not a passed test.</w:t>
       </w:r>
     </w:p>
     <w:p>
@@ -1694,7 +1694,7 @@
                 <w:rFonts w:ascii="Calibri" w:hAnsi="Calibri"/>
                 <w:sz w:val="18"/>
               </w:rPr>
-              <w:t>226 in 40 files</w:t>
+              <w:t>234 in 41 files</w:t>
             </w:r>
           </w:p>
         </w:tc>
@@ -1711,7 +1711,7 @@
                 <w:rFonts w:ascii="Calibri" w:hAnsi="Calibri"/>
                 <w:sz w:val="18"/>
               </w:rPr>
-              <w:t>Executed: 226/226 passed</w:t>
+              <w:t>Executed: 234/234 passed</w:t>
             </w:r>
           </w:p>
         </w:tc>
@@ -9546,7 +9546,7 @@
                 <w:rFonts w:ascii="Calibri" w:hAnsi="Calibri"/>
                 <w:sz w:val="18"/>
               </w:rPr>
-              <w:t>Whitespace, enum aliases, price suffixes, blank optional cells, motorcycle rows.</w:t>
+              <w:t>Whitespace, enum aliases, price suffixes, blank optional cells, motorcycle rows, titles cut short to a prefix of make and model.</w:t>
             </w:r>
           </w:p>
         </w:tc>
@@ -9624,7 +9624,7 @@
                 <w:rFonts w:ascii="Calibri" w:hAnsi="Calibri"/>
                 <w:sz w:val="18"/>
               </w:rPr>
-              <w:t>Consistent values; blanks stay unset; category-specific attributes.</w:t>
+              <w:t>Consistent values; blanks stay unset; category-specific attributes; a truncated title such as “Toyota Pre” becomes “Toyota Premio”, while a longer title is kept.</w:t>
             </w:r>
           </w:p>
         </w:tc>
@@ -9663,7 +9663,7 @@
                 <w:rFonts w:ascii="Calibri" w:hAnsi="Calibri"/>
                 <w:sz w:val="18"/>
               </w:rPr>
-              <w:t>Executed 26 Sep 2026: 4/4 passed</w:t>
+              <w:t>Executed 26 Sep 2026: 6/6 passed</w:t>
             </w:r>
           </w:p>
         </w:tc>
@@ -10762,7 +10762,7 @@
                 <w:rFonts w:ascii="Calibri" w:hAnsi="Calibri"/>
                 <w:sz w:val="18"/>
               </w:rPr>
-              <w:t>ZIPs with slash/backslash paths, unknown folders, root files, oversize entries, fake and huge images, storage errors, retries.</w:t>
+              <w:t>ZIPs with slash/backslash paths, an extra wrapper folder, photos whose extension does not match their content, unknown folders, root files, oversize entries, fake and huge images, storage errors, retries, and a ZIP with no photo in any folder.</w:t>
             </w:r>
           </w:p>
         </w:tc>
@@ -10840,7 +10840,7 @@
                 <w:rFonts w:ascii="Calibri" w:hAnsi="Calibri"/>
                 <w:sz w:val="18"/>
               </w:rPr>
-              <w:t>Photos matched by normalized plate, cleaned and resized, an 800 px copy stored and linked; unsafe archives fail at once; retries never attach a photo twice.</w:t>
+              <w:t>Photos matched by the folder that contains them (normalized plate), cleaned and resized, an 800 px copy stored and linked; a ZIP with no photos in folders fails at once with instructions; unsafe archives fail at once; retries never attach a photo twice.</w:t>
             </w:r>
           </w:p>
         </w:tc>
@@ -10879,7 +10879,7 @@
                 <w:rFonts w:ascii="Calibri" w:hAnsi="Calibri"/>
                 <w:sz w:val="18"/>
               </w:rPr>
-              <w:t>Executed 26 Sep 2026: 15/15 passed</w:t>
+              <w:t>Executed 26 Sep 2026: 17/17 passed</w:t>
             </w:r>
           </w:p>
         </w:tc>
@@ -16706,8 +16706,312 @@
       </w:pPr>
     </w:p>
     <w:p>
+      <w:pPr>
+        <w:pStyle w:val="Heading3"/>
+      </w:pPr>
       <w:r>
-        <w:t>Unit and component result: 226 tests in 40 files, all passed.</w:t>
+        <w:t>UT-41 — Queue publishing for repeat photo uploads</w:t>
+      </w:r>
+    </w:p>
+    <w:tbl>
+      <w:tblPr>
+        <w:tblW w:type="auto" w:w="0"/>
+        <w:tblLayout w:type="fixed"/>
+        <w:tblLook w:firstColumn="1" w:firstRow="1" w:lastColumn="0" w:lastRow="0" w:noHBand="0" w:noVBand="1" w:val="04A0"/>
+      </w:tblPr>
+      <w:tblGrid>
+        <w:gridCol w:w="2088"/>
+        <w:gridCol w:w="7776"/>
+      </w:tblGrid>
+      <w:tr>
+        <w:trPr>
+          <w:tblHeader/>
+          <w:cantSplit/>
+        </w:trPr>
+        <w:tc>
+          <w:tcPr>
+            <w:tcW w:type="dxa" w:w="2088"/>
+            <w:shd w:fill="17365D"/>
+          </w:tcPr>
+          <w:p>
+            <w:pPr>
+              <w:spacing w:after="80" w:before="60"/>
+            </w:pPr>
+            <w:r>
+              <w:rPr>
+                <w:rFonts w:ascii="Calibri" w:hAnsi="Calibri"/>
+                <w:b/>
+                <w:color w:val="FFFFFF"/>
+                <w:sz w:val="18"/>
+              </w:rPr>
+              <w:t>Field</w:t>
+            </w:r>
+          </w:p>
+        </w:tc>
+        <w:tc>
+          <w:tcPr>
+            <w:tcW w:type="dxa" w:w="7776"/>
+            <w:shd w:fill="17365D"/>
+          </w:tcPr>
+          <w:p>
+            <w:pPr>
+              <w:spacing w:after="80" w:before="60"/>
+            </w:pPr>
+            <w:r>
+              <w:rPr>
+                <w:rFonts w:ascii="Calibri" w:hAnsi="Calibri"/>
+                <w:b/>
+                <w:color w:val="FFFFFF"/>
+                <w:sz w:val="18"/>
+              </w:rPr>
+              <w:t>Test specification</w:t>
+            </w:r>
+          </w:p>
+        </w:tc>
+      </w:tr>
+      <w:tr>
+        <w:trPr>
+          <w:cantSplit/>
+        </w:trPr>
+        <w:tc>
+          <w:tcPr>
+            <w:tcW w:type="dxa" w:w="2088"/>
+          </w:tcPr>
+          <w:p>
+            <w:pPr>
+              <w:spacing w:after="80" w:before="60"/>
+            </w:pPr>
+            <w:r>
+              <w:rPr>
+                <w:rFonts w:ascii="Calibri" w:hAnsi="Calibri"/>
+                <w:sz w:val="18"/>
+              </w:rPr>
+              <w:t>Requirements / priority</w:t>
+            </w:r>
+          </w:p>
+        </w:tc>
+        <w:tc>
+          <w:tcPr>
+            <w:tcW w:type="dxa" w:w="7776"/>
+          </w:tcPr>
+          <w:p>
+            <w:pPr>
+              <w:spacing w:after="80" w:before="60"/>
+            </w:pPr>
+            <w:r>
+              <w:rPr>
+                <w:rFonts w:ascii="Calibri" w:hAnsi="Calibri"/>
+                <w:sz w:val="18"/>
+              </w:rPr>
+              <w:t>FR-UPLOAD-08; RR-06–08 / High</w:t>
+            </w:r>
+          </w:p>
+        </w:tc>
+      </w:tr>
+      <w:tr>
+        <w:trPr>
+          <w:cantSplit/>
+        </w:trPr>
+        <w:tc>
+          <w:tcPr>
+            <w:tcW w:type="dxa" w:w="2088"/>
+          </w:tcPr>
+          <w:p>
+            <w:pPr>
+              <w:spacing w:after="80" w:before="60"/>
+            </w:pPr>
+            <w:r>
+              <w:rPr>
+                <w:rFonts w:ascii="Calibri" w:hAnsi="Calibri"/>
+                <w:sz w:val="18"/>
+              </w:rPr>
+              <w:t>Preconditions and data</w:t>
+            </w:r>
+          </w:p>
+        </w:tc>
+        <w:tc>
+          <w:tcPr>
+            <w:tcW w:type="dxa" w:w="7776"/>
+          </w:tcPr>
+          <w:p>
+            <w:pPr>
+              <w:spacing w:after="80" w:before="60"/>
+            </w:pPr>
+            <w:r>
+              <w:rPr>
+                <w:rFonts w:ascii="Calibri" w:hAnsi="Calibri"/>
+                <w:sz w:val="18"/>
+              </w:rPr>
+              <w:t>Existing queue jobs that are completed, failed, waiting, active or delayed.</w:t>
+            </w:r>
+          </w:p>
+        </w:tc>
+      </w:tr>
+      <w:tr>
+        <w:trPr>
+          <w:cantSplit/>
+        </w:trPr>
+        <w:tc>
+          <w:tcPr>
+            <w:tcW w:type="dxa" w:w="2088"/>
+          </w:tcPr>
+          <w:p>
+            <w:pPr>
+              <w:spacing w:after="80" w:before="60"/>
+            </w:pPr>
+            <w:r>
+              <w:rPr>
+                <w:rFonts w:ascii="Calibri" w:hAnsi="Calibri"/>
+                <w:sz w:val="18"/>
+              </w:rPr>
+              <w:t>Procedure</w:t>
+            </w:r>
+          </w:p>
+        </w:tc>
+        <w:tc>
+          <w:tcPr>
+            <w:tcW w:type="dxa" w:w="7776"/>
+          </w:tcPr>
+          <w:p>
+            <w:pPr>
+              <w:spacing w:after="80" w:before="60"/>
+            </w:pPr>
+            <w:r>
+              <w:rPr>
+                <w:rFonts w:ascii="Calibri" w:hAnsi="Calibri"/>
+                <w:sz w:val="18"/>
+              </w:rPr>
+              <w:t>Publish CSV and photo jobs with a mocked queue.</w:t>
+            </w:r>
+          </w:p>
+        </w:tc>
+      </w:tr>
+      <w:tr>
+        <w:trPr>
+          <w:cantSplit/>
+        </w:trPr>
+        <w:tc>
+          <w:tcPr>
+            <w:tcW w:type="dxa" w:w="2088"/>
+          </w:tcPr>
+          <w:p>
+            <w:pPr>
+              <w:spacing w:after="80" w:before="60"/>
+            </w:pPr>
+            <w:r>
+              <w:rPr>
+                <w:rFonts w:ascii="Calibri" w:hAnsi="Calibri"/>
+                <w:sz w:val="18"/>
+              </w:rPr>
+              <w:t>Expected result</w:t>
+            </w:r>
+          </w:p>
+        </w:tc>
+        <w:tc>
+          <w:tcPr>
+            <w:tcW w:type="dxa" w:w="7776"/>
+          </w:tcPr>
+          <w:p>
+            <w:pPr>
+              <w:spacing w:after="80" w:before="60"/>
+            </w:pPr>
+            <w:r>
+              <w:rPr>
+                <w:rFonts w:ascii="Calibri" w:hAnsi="Calibri"/>
+                <w:sz w:val="18"/>
+              </w:rPr>
+              <w:t>A finished job is removed and queued again under the same ID, so photos attached a second time are processed; a job still waiting or running is never duplicated (finding F-09).</w:t>
+            </w:r>
+          </w:p>
+        </w:tc>
+      </w:tr>
+      <w:tr>
+        <w:trPr>
+          <w:cantSplit/>
+        </w:trPr>
+        <w:tc>
+          <w:tcPr>
+            <w:tcW w:type="dxa" w:w="2088"/>
+          </w:tcPr>
+          <w:p>
+            <w:pPr>
+              <w:spacing w:after="80" w:before="60"/>
+            </w:pPr>
+            <w:r>
+              <w:rPr>
+                <w:rFonts w:ascii="Calibri" w:hAnsi="Calibri"/>
+                <w:sz w:val="18"/>
+              </w:rPr>
+              <w:t>Execution status</w:t>
+            </w:r>
+          </w:p>
+        </w:tc>
+        <w:tc>
+          <w:tcPr>
+            <w:tcW w:type="dxa" w:w="7776"/>
+          </w:tcPr>
+          <w:p>
+            <w:pPr>
+              <w:spacing w:after="80" w:before="60"/>
+            </w:pPr>
+            <w:r>
+              <w:rPr>
+                <w:rFonts w:ascii="Calibri" w:hAnsi="Calibri"/>
+                <w:sz w:val="18"/>
+              </w:rPr>
+              <w:t>Executed 26 Sep 2026: 4/4 passed</w:t>
+            </w:r>
+          </w:p>
+        </w:tc>
+      </w:tr>
+      <w:tr>
+        <w:trPr>
+          <w:cantSplit/>
+        </w:trPr>
+        <w:tc>
+          <w:tcPr>
+            <w:tcW w:type="dxa" w:w="2088"/>
+          </w:tcPr>
+          <w:p>
+            <w:pPr>
+              <w:spacing w:after="80" w:before="60"/>
+            </w:pPr>
+            <w:r>
+              <w:rPr>
+                <w:rFonts w:ascii="Calibri" w:hAnsi="Calibri"/>
+                <w:sz w:val="18"/>
+              </w:rPr>
+              <w:t>Evidence</w:t>
+            </w:r>
+          </w:p>
+        </w:tc>
+        <w:tc>
+          <w:tcPr>
+            <w:tcW w:type="dxa" w:w="7776"/>
+          </w:tcPr>
+          <w:p>
+            <w:pPr>
+              <w:spacing w:after="80" w:before="60"/>
+            </w:pPr>
+            <w:r>
+              <w:rPr>
+                <w:rFonts w:ascii="Calibri" w:hAnsi="Calibri"/>
+                <w:sz w:val="18"/>
+              </w:rPr>
+              <w:t>apps/backend/src/modules/inventory/inventory.queue.test.ts; test-evidence/backend-results.json</w:t>
+            </w:r>
+          </w:p>
+        </w:tc>
+      </w:tr>
+    </w:tbl>
+    <w:p>
+      <w:pPr>
+        <w:spacing w:after="40"/>
+      </w:pPr>
+    </w:p>
+    <w:p>
+      <w:r>
+        <w:t>Unit and component result: 234 tests in 41 files, all passed.</w:t>
       </w:r>
     </w:p>
     <w:p>
@@ -28873,9 +29177,9 @@
           <w:rFonts w:ascii="Consolas" w:hAnsi="Consolas"/>
           <w:sz w:val="16"/>
         </w:rPr>
-        <w:t>docker compose -f compose.yml -f compose.test.yml run --rm backend      # 143 backend tests</w:t>
+        <w:t>docker compose -f compose.yml -f compose.test.yml run --rm backend      # 147 backend tests</w:t>
         <w:br/>
-        <w:t>docker compose -f compose.yml -f compose.test.yml run --rm -e RUN_BENCHMARKS=1 worker   # 90 worker tests incl. benchmark</w:t>
+        <w:t>docker compose -f compose.yml -f compose.test.yml run --rm -e RUN_BENCHMARKS=1 worker   # 94 worker tests incl. benchmark</w:t>
         <w:br/>
         <w:t>cd apps/frontend; npx vitest run                                          # 50 frontend tests</w:t>
         <w:br/>
@@ -29067,7 +29371,7 @@
                 <w:rFonts w:ascii="Calibri" w:hAnsi="Calibri"/>
                 <w:sz w:val="18"/>
               </w:rPr>
-              <w:t>All automated suites pass (met: 283/283); all Critical and High browser journeys executed and passed; no open Critical/High findings or each one accepted by the team with a workaround; performance evidence for PSR-05 (met) and PSR-01–03 recorded or listed as unmet.</w:t>
+              <w:t>All automated suites pass (met: 291/291); all Critical and High browser journeys executed and passed; no open Critical/High findings or each one accepted by the team with a workaround; performance evidence for PSR-05 (met) and PSR-01–03 recorded or listed as unmet.</w:t>
             </w:r>
           </w:p>
         </w:tc>
@@ -29875,7 +30179,7 @@
                 <w:rFonts w:ascii="Calibri" w:hAnsi="Calibri"/>
                 <w:sz w:val="18"/>
               </w:rPr>
-              <w:t>docs/MotorX_Test_Case_Register.csv — 78 cases with level, requirements, steps, expected/actual results, tester, date and defect fields</w:t>
+              <w:t>docs/MotorX_Test_Case_Register.csv — 79 cases with level, requirements, steps, expected/actual results, tester, date and defect fields</w:t>
             </w:r>
           </w:p>
         </w:tc>
@@ -29914,7 +30218,7 @@
                 <w:rFonts w:ascii="Calibri" w:hAnsi="Calibri"/>
                 <w:sz w:val="18"/>
               </w:rPr>
-              <w:t>docs/test-evidence/automated-test-register.csv — every automated test (283) with file, status and duration</w:t>
+              <w:t>docs/test-evidence/automated-test-register.csv — every automated test (291) with file, status and duration</w:t>
             </w:r>
           </w:p>
         </w:tc>
@@ -30239,7 +30543,7 @@
                 <w:rFonts w:ascii="Calibri" w:hAnsi="Calibri"/>
                 <w:sz w:val="18"/>
               </w:rPr>
-              <w:t>40 files; 226 passed; 0 failed.</w:t>
+              <w:t>41 files; 234 passed; 0 failed.</w:t>
             </w:r>
           </w:p>
         </w:tc>
@@ -30575,7 +30879,7 @@
                 <w:rFonts w:ascii="Calibri" w:hAnsi="Calibri"/>
                 <w:sz w:val="18"/>
               </w:rPr>
-              <w:t>283 executed; 283 passed; 0 failed.</w:t>
+              <w:t>291 executed; 291 passed; 0 failed.</w:t>
             </w:r>
           </w:p>
         </w:tc>
@@ -30631,7 +30935,7 @@
                 <w:rFonts w:ascii="Calibri" w:hAnsi="Calibri"/>
                 <w:sz w:val="18"/>
               </w:rPr>
-              <w:t>UT 40/40 executed; IT 11/15; E2E 2/17; NF 3/6.</w:t>
+              <w:t>UT 41/41 executed; IT 11/15; E2E 2/17; NF 3/6.</w:t>
             </w:r>
           </w:p>
         </w:tc>
@@ -30687,7 +30991,7 @@
                 <w:rFonts w:ascii="Calibri" w:hAnsi="Calibri"/>
                 <w:sz w:val="18"/>
               </w:rPr>
-              <w:t>0 of 15 executed.</w:t>
+              <w:t>0 of 15 executed; 0 passed.</w:t>
             </w:r>
           </w:p>
         </w:tc>
@@ -30704,7 +31008,7 @@
                 <w:rFonts w:ascii="Calibri" w:hAnsi="Calibri"/>
                 <w:sz w:val="18"/>
               </w:rPr>
-              <w:t>Required before the exit criteria are met.</w:t>
+              <w:t>Results recorded by the team in test-evidence/manual-results.csv.</w:t>
             </w:r>
           </w:p>
         </w:tc>
@@ -31234,7 +31538,7 @@
                 <w:rFonts w:ascii="Calibri" w:hAnsi="Calibri"/>
                 <w:sz w:val="18"/>
               </w:rPr>
-              <w:t>Low / Mitigated</w:t>
+              <w:t>Low / Fixed</w:t>
             </w:r>
           </w:p>
         </w:tc>
@@ -31251,7 +31555,7 @@
                 <w:rFonts w:ascii="Calibri" w:hAnsi="Calibri"/>
                 <w:sz w:val="18"/>
               </w:rPr>
-              <w:t>A “Retry images” link now opens the saved listing; a second Create is refused as a duplicate. Confirm in E2E-05.</w:t>
+              <w:t>Merged from main (version4): a retry now updates the saved listing and uploads only the photos still pending (“Retry Uploads”). Confirm in E2E-05.</w:t>
             </w:r>
           </w:p>
         </w:tc>
@@ -31325,6 +31629,152 @@
                 <w:sz w:val="18"/>
               </w:rPr>
               <w:t>Implemented and covered by IT-09, UT-31 and UT-32.</w:t>
+            </w:r>
+          </w:p>
+        </w:tc>
+      </w:tr>
+      <w:tr>
+        <w:trPr>
+          <w:cantSplit/>
+        </w:trPr>
+        <w:tc>
+          <w:tcPr>
+            <w:tcW w:type="dxa" w:w="648"/>
+          </w:tcPr>
+          <w:p>
+            <w:pPr>
+              <w:spacing w:after="80" w:before="60"/>
+            </w:pPr>
+            <w:r>
+              <w:rPr>
+                <w:rFonts w:ascii="Calibri" w:hAnsi="Calibri"/>
+                <w:sz w:val="18"/>
+              </w:rPr>
+              <w:t>F-09</w:t>
+            </w:r>
+          </w:p>
+        </w:tc>
+        <w:tc>
+          <w:tcPr>
+            <w:tcW w:type="dxa" w:w="4464"/>
+          </w:tcPr>
+          <w:p>
+            <w:pPr>
+              <w:spacing w:after="80" w:before="60"/>
+            </w:pPr>
+            <w:r>
+              <w:rPr>
+                <w:rFonts w:ascii="Calibri" w:hAnsi="Calibri"/>
+                <w:sz w:val="18"/>
+              </w:rPr>
+              <w:t>Attaching photos to the same upload a second time did nothing: the queue kept the finished job and ignored a new one with the same ID, leaving the status “pending”. Reported by a teammate on main (version4).</w:t>
+            </w:r>
+          </w:p>
+        </w:tc>
+        <w:tc>
+          <w:tcPr>
+            <w:tcW w:type="dxa" w:w="1800"/>
+          </w:tcPr>
+          <w:p>
+            <w:pPr>
+              <w:spacing w:after="80" w:before="60"/>
+            </w:pPr>
+            <w:r>
+              <w:rPr>
+                <w:rFonts w:ascii="Calibri" w:hAnsi="Calibri"/>
+                <w:sz w:val="18"/>
+              </w:rPr>
+              <w:t>High / Fixed</w:t>
+            </w:r>
+          </w:p>
+        </w:tc>
+        <w:tc>
+          <w:tcPr>
+            <w:tcW w:type="dxa" w:w="2952"/>
+          </w:tcPr>
+          <w:p>
+            <w:pPr>
+              <w:spacing w:after="80" w:before="60"/>
+            </w:pPr>
+            <w:r>
+              <w:rPr>
+                <w:rFonts w:ascii="Calibri" w:hAnsi="Calibri"/>
+                <w:sz w:val="18"/>
+              </w:rPr>
+              <w:t>Finished jobs are now removed and queued again under the same ID (the reaper relies on that ID); covered by UT-41. The teammate’s random-ID fix was not used because it would stop the reaper finding lost jobs.</w:t>
+            </w:r>
+          </w:p>
+        </w:tc>
+      </w:tr>
+      <w:tr>
+        <w:trPr>
+          <w:cantSplit/>
+        </w:trPr>
+        <w:tc>
+          <w:tcPr>
+            <w:tcW w:type="dxa" w:w="648"/>
+          </w:tcPr>
+          <w:p>
+            <w:pPr>
+              <w:spacing w:after="80" w:before="60"/>
+            </w:pPr>
+            <w:r>
+              <w:rPr>
+                <w:rFonts w:ascii="Calibri" w:hAnsi="Calibri"/>
+                <w:sz w:val="18"/>
+              </w:rPr>
+              <w:t>F-10</w:t>
+            </w:r>
+          </w:p>
+        </w:tc>
+        <w:tc>
+          <w:tcPr>
+            <w:tcW w:type="dxa" w:w="4464"/>
+          </w:tcPr>
+          <w:p>
+            <w:pPr>
+              <w:spacing w:after="80" w:before="60"/>
+            </w:pPr>
+            <w:r>
+              <w:rPr>
+                <w:rFonts w:ascii="Calibri" w:hAnsi="Calibri"/>
+                <w:sz w:val="18"/>
+              </w:rPr>
+              <w:t>Merging main (version4) into this branch: 16 files conflicted, because both branches built dealer profile editing, resubmission and listing-manager changes. The automatic merge also produced duplicate code that would not compile and a review-history change that would make approvals fail.</w:t>
+            </w:r>
+          </w:p>
+        </w:tc>
+        <w:tc>
+          <w:tcPr>
+            <w:tcW w:type="dxa" w:w="1800"/>
+          </w:tcPr>
+          <w:p>
+            <w:pPr>
+              <w:spacing w:after="80" w:before="60"/>
+            </w:pPr>
+            <w:r>
+              <w:rPr>
+                <w:rFonts w:ascii="Calibri" w:hAnsi="Calibri"/>
+                <w:sz w:val="18"/>
+              </w:rPr>
+              <w:t>High (integration) / Resolved</w:t>
+            </w:r>
+          </w:p>
+        </w:tc>
+        <w:tc>
+          <w:tcPr>
+            <w:tcW w:type="dxa" w:w="2952"/>
+          </w:tcPr>
+          <w:p>
+            <w:pPr>
+              <w:spacing w:after="80" w:before="60"/>
+            </w:pPr>
+            <w:r>
+              <w:rPr>
+                <w:rFonts w:ascii="Calibri" w:hAnsi="Calibri"/>
+                <w:sz w:val="18"/>
+              </w:rPr>
+              <w:t>This branch’s tested versions kept for the overlapping features; the teammate’s unique fixes (F-06, F-09, ZIP wrapper folders, empty-ZIP message, title restoration, category filter, archived count) ported with tests; full suites rerun (291/291).</w:t>
             </w:r>
           </w:p>
         </w:tc>
@@ -31700,7 +32150,7 @@
                 <w:rFonts w:ascii="Calibri" w:hAnsi="Calibri"/>
                 <w:sz w:val="18"/>
               </w:rPr>
-              <w:t>UT-06, UT-07, UT-33; IT-14 planned; E2E-06</w:t>
+              <w:t>UT-06, UT-07, UT-33, UT-41; IT-14 planned; E2E-06</w:t>
             </w:r>
           </w:p>
         </w:tc>
